--- a/1144 JS-Lab.docx
+++ b/1144 JS-Lab.docx
@@ -82,8 +82,11 @@
     </w:p>
     <w:p>
       <w:r>
+        <w:rPr>
+          <w:noProof/>
+        </w:rPr>
         <w:drawing>
-          <wp:inline distT="0" distB="0" distL="0" distR="0" wp14:anchorId="4B0163F9" wp14:editId="54E4A34C">
+          <wp:inline distT="0" distB="0" distL="0" distR="0" wp14:anchorId="4B0163F9" wp14:editId="7B9EAB17">
             <wp:extent cx="5731510" cy="1637665"/>
             <wp:effectExtent l="0" t="0" r="2540" b="635"/>
             <wp:docPr id="1691049456" name="Picture 2"/>
@@ -134,6 +137,9 @@
     </w:p>
     <w:p>
       <w:r>
+        <w:rPr>
+          <w:noProof/>
+        </w:rPr>
         <w:drawing>
           <wp:inline distT="0" distB="0" distL="0" distR="0" wp14:anchorId="125DEAC7" wp14:editId="3DA743E6">
             <wp:extent cx="5731510" cy="1483360"/>
@@ -186,6 +192,9 @@
     </w:p>
     <w:p>
       <w:r>
+        <w:rPr>
+          <w:noProof/>
+        </w:rPr>
         <w:drawing>
           <wp:inline distT="0" distB="0" distL="0" distR="0" wp14:anchorId="493A7D47" wp14:editId="7E1318B1">
             <wp:extent cx="5731510" cy="1521460"/>
@@ -238,9 +247,12 @@
     </w:p>
     <w:p>
       <w:r>
+        <w:rPr>
+          <w:noProof/>
+        </w:rPr>
         <w:lastRenderedPageBreak/>
         <w:drawing>
-          <wp:inline distT="0" distB="0" distL="0" distR="0" wp14:anchorId="31964B19" wp14:editId="7F0BADAF">
+          <wp:inline distT="0" distB="0" distL="0" distR="0" wp14:anchorId="31964B19" wp14:editId="4E4D03FC">
             <wp:extent cx="5731510" cy="2367280"/>
             <wp:effectExtent l="0" t="0" r="2540" b="0"/>
             <wp:docPr id="1109784664" name="Picture 8"/>
@@ -291,6 +303,9 @@
     </w:p>
     <w:p>
       <w:r>
+        <w:rPr>
+          <w:noProof/>
+        </w:rPr>
         <w:drawing>
           <wp:inline distT="0" distB="0" distL="0" distR="0" wp14:anchorId="6FBAB87F" wp14:editId="0F49032E">
             <wp:extent cx="5731510" cy="2466975"/>
@@ -499,6 +514,7 @@
       </w:pPr>
       <w:r>
         <w:rPr>
+          <w:noProof/>
           <w:lang w:val="en-US"/>
         </w:rPr>
         <w:drawing>
@@ -553,6 +569,7 @@
       </w:pPr>
       <w:r>
         <w:rPr>
+          <w:noProof/>
           <w:lang w:val="en-US"/>
         </w:rPr>
         <w:lastRenderedPageBreak/>
@@ -614,6 +631,7 @@
       </w:pPr>
       <w:r>
         <w:rPr>
+          <w:noProof/>
           <w:lang w:val="en-US"/>
         </w:rPr>
         <w:drawing>
@@ -1604,6 +1622,9 @@
     </w:p>
     <w:p>
       <w:r>
+        <w:rPr>
+          <w:noProof/>
+        </w:rPr>
         <w:drawing>
           <wp:inline distT="0" distB="0" distL="0" distR="0" wp14:anchorId="270E8074" wp14:editId="681645A4">
             <wp:extent cx="5731510" cy="3620135"/>
@@ -1643,6 +1664,9 @@
     </w:p>
     <w:p>
       <w:r>
+        <w:rPr>
+          <w:noProof/>
+        </w:rPr>
         <w:drawing>
           <wp:inline distT="0" distB="0" distL="0" distR="0" wp14:anchorId="052FB8E3" wp14:editId="56B31316">
             <wp:extent cx="5731510" cy="3612515"/>
@@ -1888,15 +1912,7 @@
           <w:bCs/>
           <w:lang w:val="en-US"/>
         </w:rPr>
-        <w:t>Aim</w:t>
-      </w:r>
-      <w:r>
-        <w:rPr>
-          <w:b/>
-          <w:bCs/>
-          <w:lang w:val="en-US"/>
-        </w:rPr>
-        <w:t xml:space="preserve">: </w:t>
+        <w:t xml:space="preserve">Aim: </w:t>
       </w:r>
       <w:r>
         <w:rPr>
@@ -2332,6 +2348,9 @@
     </w:p>
     <w:p>
       <w:r>
+        <w:rPr>
+          <w:noProof/>
+        </w:rPr>
         <w:drawing>
           <wp:inline distT="0" distB="0" distL="0" distR="0" wp14:anchorId="5347797B" wp14:editId="02C41E97">
             <wp:extent cx="5731510" cy="5360035"/>
@@ -2617,10 +2636,10 @@
           <w:bCs/>
         </w:rPr>
         <w:drawing>
-          <wp:inline distT="0" distB="0" distL="0" distR="0" wp14:anchorId="513B5994" wp14:editId="2E847FF9">
-            <wp:extent cx="5731510" cy="3555365"/>
-            <wp:effectExtent l="0" t="0" r="2540" b="6985"/>
-            <wp:docPr id="639146708" name="Picture 1"/>
+          <wp:inline distT="0" distB="0" distL="0" distR="0" wp14:anchorId="10E8431B" wp14:editId="6ADA2868">
+            <wp:extent cx="5731510" cy="3351530"/>
+            <wp:effectExtent l="0" t="0" r="2540" b="1270"/>
+            <wp:docPr id="320596233" name="Picture 1"/>
             <wp:cNvGraphicFramePr>
               <a:graphicFrameLocks xmlns:a="http://schemas.openxmlformats.org/drawingml/2006/main" noChangeAspect="1"/>
             </wp:cNvGraphicFramePr>
@@ -2628,7 +2647,7 @@
               <a:graphicData uri="http://schemas.openxmlformats.org/drawingml/2006/picture">
                 <pic:pic xmlns:pic="http://schemas.openxmlformats.org/drawingml/2006/picture">
                   <pic:nvPicPr>
-                    <pic:cNvPr id="639146708" name=""/>
+                    <pic:cNvPr id="320596233" name=""/>
                     <pic:cNvPicPr/>
                   </pic:nvPicPr>
                   <pic:blipFill>
@@ -2640,7 +2659,7 @@
                   <pic:spPr>
                     <a:xfrm>
                       <a:off x="0" y="0"/>
-                      <a:ext cx="5731510" cy="3555365"/>
+                      <a:ext cx="5731510" cy="3351530"/>
                     </a:xfrm>
                     <a:prstGeom prst="rect">
                       <a:avLst/>
@@ -2699,10 +2718,10 @@
         </w:rPr>
         <w:lastRenderedPageBreak/>
         <w:drawing>
-          <wp:inline distT="0" distB="0" distL="0" distR="0" wp14:anchorId="40EB1A04" wp14:editId="6C3AEEFC">
-            <wp:extent cx="5731510" cy="3559810"/>
-            <wp:effectExtent l="0" t="0" r="2540" b="2540"/>
-            <wp:docPr id="1898658750" name="Picture 1"/>
+          <wp:inline distT="0" distB="0" distL="0" distR="0" wp14:anchorId="25DEFFB7" wp14:editId="099EA826">
+            <wp:extent cx="5731510" cy="3264535"/>
+            <wp:effectExtent l="0" t="0" r="2540" b="0"/>
+            <wp:docPr id="1440373045" name="Picture 1"/>
             <wp:cNvGraphicFramePr>
               <a:graphicFrameLocks xmlns:a="http://schemas.openxmlformats.org/drawingml/2006/main" noChangeAspect="1"/>
             </wp:cNvGraphicFramePr>
@@ -2710,7 +2729,7 @@
               <a:graphicData uri="http://schemas.openxmlformats.org/drawingml/2006/picture">
                 <pic:pic xmlns:pic="http://schemas.openxmlformats.org/drawingml/2006/picture">
                   <pic:nvPicPr>
-                    <pic:cNvPr id="1898658750" name=""/>
+                    <pic:cNvPr id="1440373045" name=""/>
                     <pic:cNvPicPr/>
                   </pic:nvPicPr>
                   <pic:blipFill>
@@ -2722,7 +2741,7 @@
                   <pic:spPr>
                     <a:xfrm>
                       <a:off x="0" y="0"/>
-                      <a:ext cx="5731510" cy="3559810"/>
+                      <a:ext cx="5731510" cy="3264535"/>
                     </a:xfrm>
                     <a:prstGeom prst="rect">
                       <a:avLst/>
@@ -2885,6 +2904,14 @@
       <w:pPr>
         <w:rPr>
           <w:rFonts w:cstheme="minorHAnsi"/>
+          <w:bCs/>
+        </w:rPr>
+      </w:pPr>
+    </w:p>
+    <w:p>
+      <w:pPr>
+        <w:rPr>
+          <w:rFonts w:cstheme="minorHAnsi"/>
           <w:b/>
         </w:rPr>
       </w:pPr>
@@ -2976,6 +3003,7 @@
         <w:rPr>
           <w:rFonts w:cstheme="minorHAnsi"/>
           <w:b/>
+          <w:noProof/>
           <w:lang w:val="en-US"/>
         </w:rPr>
         <w:drawing>
@@ -3045,6 +3073,7 @@
         <w:rPr>
           <w:rFonts w:cstheme="minorHAnsi"/>
           <w:b/>
+          <w:noProof/>
           <w:lang w:val="en-US"/>
         </w:rPr>
         <w:drawing>
@@ -3756,6 +3785,7 @@
   <w:style w:type="character" w:default="1" w:styleId="DefaultParagraphFont">
     <w:name w:val="Default Paragraph Font"/>
     <w:uiPriority w:val="1"/>
+    <w:semiHidden/>
     <w:unhideWhenUsed/>
   </w:style>
   <w:style w:type="table" w:default="1" w:styleId="TableNormal">
